--- a/Principal_DiagnosticoDiabetes/Relatorio_Tecnico_Diagnostico_Diabetes.docx
+++ b/Principal_DiagnosticoDiabetes/Relatorio_Tecnico_Diagnostico_Diabetes.docx
@@ -322,6 +322,16 @@
       <w:r>
         <w:rPr/>
         <w:t>Foram treinados dois modelos de classificação: Regressão Logística e Random Forest. A avaliação final foi realizada no conjunto de teste separado, garantindo que os resultados sejam generalizáveis.</w:t>
+        <w:br/>
+        <w:t>Escolh</w:t>
+      </w:r>
+      <w:r>
+        <w:rPr/>
+        <w:t xml:space="preserve">emos </w:t>
+      </w:r>
+      <w:r>
+        <w:rPr/>
+        <w:t>a Regressão Logística e o Random Forest porque foram os modelos apresentados em aula e são adequados para problemas de classificação como o diagnóstico de diabetes. Além disso, a Regressão Logística é mais simples e fácil de interpretar, enquanto o Random Forest consegue analisar relações mais complexas entre os dados, permitindo uma comparação clara entre um modelo básico e outro mais robusto.</w:t>
       </w:r>
     </w:p>
     <w:p>
@@ -352,7 +362,7 @@
         <w:gridCol w:w="1728"/>
         <w:gridCol w:w="1728"/>
         <w:gridCol w:w="1728"/>
-        <w:gridCol w:w="3456"/>
+        <w:gridCol w:w="3455"/>
       </w:tblGrid>
       <w:tr>
         <w:trPr/>
@@ -418,7 +428,7 @@
         </w:tc>
         <w:tc>
           <w:tcPr>
-            <w:tcW w:w="3456" w:type="dxa"/>
+            <w:tcW w:w="3455" w:type="dxa"/>
             <w:tcBorders/>
           </w:tcPr>
           <w:p>
@@ -501,7 +511,7 @@
         </w:tc>
         <w:tc>
           <w:tcPr>
-            <w:tcW w:w="3456" w:type="dxa"/>
+            <w:tcW w:w="3455" w:type="dxa"/>
             <w:tcBorders/>
           </w:tcPr>
           <w:p>
@@ -584,7 +594,7 @@
         </w:tc>
         <w:tc>
           <w:tcPr>
-            <w:tcW w:w="3456" w:type="dxa"/>
+            <w:tcW w:w="3455" w:type="dxa"/>
             <w:tcBorders/>
           </w:tcPr>
           <w:p>
@@ -813,11 +823,7 @@
       </w:pPr>
       <w:r>
         <w:rPr/>
-        <w:t xml:space="preserve">O modelo Random Forest apresentou o melhor equilíbrio entre acurácia e recall, indicando maior capacidade de identificar casos positivos sem perder precisão. A análise de importância de variáveis destaca Glicose e IMC como fatores determinantes. </w:t>
-      </w:r>
-      <w:r>
-        <w:rPr/>
-        <w:t>Lembrando que nada substitui o conhecimento de um especialista.</w:t>
+        <w:t>O modelo Random Forest apresentou o melhor equilíbrio entre acurácia e recall, indicando maior capacidade de identificar casos positivos sem perder precisão. A análise de importância de variáveis destaca Glicose e IMC como fatores determinantes. Lembrando que nada substitui o conhecimento de um especialista.</w:t>
       </w:r>
     </w:p>
     <w:sectPr>
@@ -862,6 +868,7 @@
         </w:tabs>
         <w:ind w:left="1080" w:hanging="360"/>
       </w:pPr>
+      <w:rPr/>
     </w:lvl>
     <w:lvl w:ilvl="2">
       <w:start w:val="1"/>
@@ -874,6 +881,7 @@
         </w:tabs>
         <w:ind w:left="1440" w:hanging="360"/>
       </w:pPr>
+      <w:rPr/>
     </w:lvl>
     <w:lvl w:ilvl="3">
       <w:start w:val="1"/>
@@ -886,6 +894,7 @@
         </w:tabs>
         <w:ind w:left="1800" w:hanging="360"/>
       </w:pPr>
+      <w:rPr/>
     </w:lvl>
     <w:lvl w:ilvl="4">
       <w:start w:val="1"/>
@@ -898,6 +907,7 @@
         </w:tabs>
         <w:ind w:left="2160" w:hanging="360"/>
       </w:pPr>
+      <w:rPr/>
     </w:lvl>
     <w:lvl w:ilvl="5">
       <w:start w:val="1"/>
@@ -910,6 +920,7 @@
         </w:tabs>
         <w:ind w:left="2520" w:hanging="360"/>
       </w:pPr>
+      <w:rPr/>
     </w:lvl>
     <w:lvl w:ilvl="6">
       <w:start w:val="1"/>
@@ -922,6 +933,7 @@
         </w:tabs>
         <w:ind w:left="2880" w:hanging="360"/>
       </w:pPr>
+      <w:rPr/>
     </w:lvl>
     <w:lvl w:ilvl="7">
       <w:start w:val="1"/>
@@ -934,6 +946,7 @@
         </w:tabs>
         <w:ind w:left="3240" w:hanging="360"/>
       </w:pPr>
+      <w:rPr/>
     </w:lvl>
     <w:lvl w:ilvl="8">
       <w:start w:val="1"/>
@@ -946,6 +959,7 @@
         </w:tabs>
         <w:ind w:left="3600" w:hanging="360"/>
       </w:pPr>
+      <w:rPr/>
     </w:lvl>
   </w:abstractNum>
   <w:abstractNum w:abstractNumId="2">
@@ -975,6 +989,7 @@
         </w:tabs>
         <w:ind w:left="1080" w:hanging="360"/>
       </w:pPr>
+      <w:rPr/>
     </w:lvl>
     <w:lvl w:ilvl="2">
       <w:start w:val="1"/>
@@ -987,6 +1002,7 @@
         </w:tabs>
         <w:ind w:left="1440" w:hanging="360"/>
       </w:pPr>
+      <w:rPr/>
     </w:lvl>
     <w:lvl w:ilvl="3">
       <w:start w:val="1"/>
@@ -999,6 +1015,7 @@
         </w:tabs>
         <w:ind w:left="1800" w:hanging="360"/>
       </w:pPr>
+      <w:rPr/>
     </w:lvl>
     <w:lvl w:ilvl="4">
       <w:start w:val="1"/>
@@ -1011,6 +1028,7 @@
         </w:tabs>
         <w:ind w:left="2160" w:hanging="360"/>
       </w:pPr>
+      <w:rPr/>
     </w:lvl>
     <w:lvl w:ilvl="5">
       <w:start w:val="1"/>
@@ -1023,6 +1041,7 @@
         </w:tabs>
         <w:ind w:left="2520" w:hanging="360"/>
       </w:pPr>
+      <w:rPr/>
     </w:lvl>
     <w:lvl w:ilvl="6">
       <w:start w:val="1"/>
@@ -1035,6 +1054,7 @@
         </w:tabs>
         <w:ind w:left="2880" w:hanging="360"/>
       </w:pPr>
+      <w:rPr/>
     </w:lvl>
     <w:lvl w:ilvl="7">
       <w:start w:val="1"/>
@@ -1047,6 +1067,7 @@
         </w:tabs>
         <w:ind w:left="3240" w:hanging="360"/>
       </w:pPr>
+      <w:rPr/>
     </w:lvl>
     <w:lvl w:ilvl="8">
       <w:start w:val="1"/>
@@ -1059,6 +1080,7 @@
         </w:tabs>
         <w:ind w:left="3600" w:hanging="360"/>
       </w:pPr>
+      <w:rPr/>
     </w:lvl>
   </w:abstractNum>
   <w:abstractNum w:abstractNumId="3">
@@ -1088,6 +1110,7 @@
         </w:tabs>
         <w:ind w:left="1080" w:hanging="360"/>
       </w:pPr>
+      <w:rPr/>
     </w:lvl>
     <w:lvl w:ilvl="2">
       <w:start w:val="1"/>
@@ -1100,6 +1123,7 @@
         </w:tabs>
         <w:ind w:left="1440" w:hanging="360"/>
       </w:pPr>
+      <w:rPr/>
     </w:lvl>
     <w:lvl w:ilvl="3">
       <w:start w:val="1"/>
@@ -1112,6 +1136,7 @@
         </w:tabs>
         <w:ind w:left="1800" w:hanging="360"/>
       </w:pPr>
+      <w:rPr/>
     </w:lvl>
     <w:lvl w:ilvl="4">
       <w:start w:val="1"/>
@@ -1124,6 +1149,7 @@
         </w:tabs>
         <w:ind w:left="2160" w:hanging="360"/>
       </w:pPr>
+      <w:rPr/>
     </w:lvl>
     <w:lvl w:ilvl="5">
       <w:start w:val="1"/>
@@ -1136,6 +1162,7 @@
         </w:tabs>
         <w:ind w:left="2520" w:hanging="360"/>
       </w:pPr>
+      <w:rPr/>
     </w:lvl>
     <w:lvl w:ilvl="6">
       <w:start w:val="1"/>
@@ -1148,6 +1175,7 @@
         </w:tabs>
         <w:ind w:left="2880" w:hanging="360"/>
       </w:pPr>
+      <w:rPr/>
     </w:lvl>
     <w:lvl w:ilvl="7">
       <w:start w:val="1"/>
@@ -1160,6 +1188,7 @@
         </w:tabs>
         <w:ind w:left="3240" w:hanging="360"/>
       </w:pPr>
+      <w:rPr/>
     </w:lvl>
     <w:lvl w:ilvl="8">
       <w:start w:val="1"/>
@@ -1172,6 +1201,7 @@
         </w:tabs>
         <w:ind w:left="3600" w:hanging="360"/>
       </w:pPr>
+      <w:rPr/>
     </w:lvl>
   </w:abstractNum>
   <w:abstractNum w:abstractNumId="4">
@@ -1199,6 +1229,7 @@
         </w:tabs>
         <w:ind w:left="1080" w:hanging="360"/>
       </w:pPr>
+      <w:rPr/>
     </w:lvl>
     <w:lvl w:ilvl="2">
       <w:start w:val="1"/>
@@ -1211,6 +1242,7 @@
         </w:tabs>
         <w:ind w:left="1440" w:hanging="360"/>
       </w:pPr>
+      <w:rPr/>
     </w:lvl>
     <w:lvl w:ilvl="3">
       <w:start w:val="1"/>
@@ -1223,6 +1255,7 @@
         </w:tabs>
         <w:ind w:left="1800" w:hanging="360"/>
       </w:pPr>
+      <w:rPr/>
     </w:lvl>
     <w:lvl w:ilvl="4">
       <w:start w:val="1"/>
@@ -1235,6 +1268,7 @@
         </w:tabs>
         <w:ind w:left="2160" w:hanging="360"/>
       </w:pPr>
+      <w:rPr/>
     </w:lvl>
     <w:lvl w:ilvl="5">
       <w:start w:val="1"/>
@@ -1247,6 +1281,7 @@
         </w:tabs>
         <w:ind w:left="2520" w:hanging="360"/>
       </w:pPr>
+      <w:rPr/>
     </w:lvl>
     <w:lvl w:ilvl="6">
       <w:start w:val="1"/>
@@ -1259,6 +1294,7 @@
         </w:tabs>
         <w:ind w:left="2880" w:hanging="360"/>
       </w:pPr>
+      <w:rPr/>
     </w:lvl>
     <w:lvl w:ilvl="7">
       <w:start w:val="1"/>
@@ -1271,6 +1307,7 @@
         </w:tabs>
         <w:ind w:left="3240" w:hanging="360"/>
       </w:pPr>
+      <w:rPr/>
     </w:lvl>
     <w:lvl w:ilvl="8">
       <w:start w:val="1"/>
@@ -1283,6 +1320,7 @@
         </w:tabs>
         <w:ind w:left="3600" w:hanging="360"/>
       </w:pPr>
+      <w:rPr/>
     </w:lvl>
   </w:abstractNum>
   <w:abstractNum w:abstractNumId="5">
@@ -1310,6 +1348,7 @@
         </w:tabs>
         <w:ind w:left="1080" w:hanging="360"/>
       </w:pPr>
+      <w:rPr/>
     </w:lvl>
     <w:lvl w:ilvl="2">
       <w:start w:val="1"/>
@@ -1322,6 +1361,7 @@
         </w:tabs>
         <w:ind w:left="1440" w:hanging="360"/>
       </w:pPr>
+      <w:rPr/>
     </w:lvl>
     <w:lvl w:ilvl="3">
       <w:start w:val="1"/>
@@ -1334,6 +1374,7 @@
         </w:tabs>
         <w:ind w:left="1800" w:hanging="360"/>
       </w:pPr>
+      <w:rPr/>
     </w:lvl>
     <w:lvl w:ilvl="4">
       <w:start w:val="1"/>
@@ -1346,6 +1387,7 @@
         </w:tabs>
         <w:ind w:left="2160" w:hanging="360"/>
       </w:pPr>
+      <w:rPr/>
     </w:lvl>
     <w:lvl w:ilvl="5">
       <w:start w:val="1"/>
@@ -1358,6 +1400,7 @@
         </w:tabs>
         <w:ind w:left="2520" w:hanging="360"/>
       </w:pPr>
+      <w:rPr/>
     </w:lvl>
     <w:lvl w:ilvl="6">
       <w:start w:val="1"/>
@@ -1370,6 +1413,7 @@
         </w:tabs>
         <w:ind w:left="2880" w:hanging="360"/>
       </w:pPr>
+      <w:rPr/>
     </w:lvl>
     <w:lvl w:ilvl="7">
       <w:start w:val="1"/>
@@ -1382,6 +1426,7 @@
         </w:tabs>
         <w:ind w:left="3240" w:hanging="360"/>
       </w:pPr>
+      <w:rPr/>
     </w:lvl>
     <w:lvl w:ilvl="8">
       <w:start w:val="1"/>
@@ -1394,6 +1439,7 @@
         </w:tabs>
         <w:ind w:left="3600" w:hanging="360"/>
       </w:pPr>
+      <w:rPr/>
     </w:lvl>
   </w:abstractNum>
   <w:abstractNum w:abstractNumId="6">
@@ -1421,6 +1467,7 @@
         </w:tabs>
         <w:ind w:left="1080" w:hanging="360"/>
       </w:pPr>
+      <w:rPr/>
     </w:lvl>
     <w:lvl w:ilvl="2">
       <w:start w:val="1"/>
@@ -1433,6 +1480,7 @@
         </w:tabs>
         <w:ind w:left="1440" w:hanging="360"/>
       </w:pPr>
+      <w:rPr/>
     </w:lvl>
     <w:lvl w:ilvl="3">
       <w:start w:val="1"/>
@@ -1445,6 +1493,7 @@
         </w:tabs>
         <w:ind w:left="1800" w:hanging="360"/>
       </w:pPr>
+      <w:rPr/>
     </w:lvl>
     <w:lvl w:ilvl="4">
       <w:start w:val="1"/>
@@ -1457,6 +1506,7 @@
         </w:tabs>
         <w:ind w:left="2160" w:hanging="360"/>
       </w:pPr>
+      <w:rPr/>
     </w:lvl>
     <w:lvl w:ilvl="5">
       <w:start w:val="1"/>
@@ -1469,6 +1519,7 @@
         </w:tabs>
         <w:ind w:left="2520" w:hanging="360"/>
       </w:pPr>
+      <w:rPr/>
     </w:lvl>
     <w:lvl w:ilvl="6">
       <w:start w:val="1"/>
@@ -1481,6 +1532,7 @@
         </w:tabs>
         <w:ind w:left="2880" w:hanging="360"/>
       </w:pPr>
+      <w:rPr/>
     </w:lvl>
     <w:lvl w:ilvl="7">
       <w:start w:val="1"/>
@@ -1493,6 +1545,7 @@
         </w:tabs>
         <w:ind w:left="3240" w:hanging="360"/>
       </w:pPr>
+      <w:rPr/>
     </w:lvl>
     <w:lvl w:ilvl="8">
       <w:start w:val="1"/>
@@ -1505,6 +1558,7 @@
         </w:tabs>
         <w:ind w:left="3600" w:hanging="360"/>
       </w:pPr>
+      <w:rPr/>
     </w:lvl>
   </w:abstractNum>
   <w:abstractNum w:abstractNumId="7">
@@ -1655,7 +1709,7 @@
   <w:docDefaults>
     <w:rPrDefault>
       <w:rPr>
-        <w:rFonts w:ascii="Cambria" w:hAnsi="Cambria" w:eastAsia="ＭＳ 明朝" w:cs="" w:asciiTheme="minorHAnsi" w:cstheme="minorBidi" w:eastAsiaTheme="minorEastAsia" w:hAnsiTheme="minorHAnsi"/>
+        <w:rFonts w:ascii="Cambria" w:hAnsi="Cambria" w:eastAsia="" w:cs="" w:asciiTheme="minorHAnsi" w:cstheme="minorBidi" w:eastAsiaTheme="minorEastAsia" w:hAnsiTheme="minorHAnsi"/>
         <w:sz w:val="22"/>
         <w:szCs w:val="22"/>
         <w:lang w:val="en-US" w:eastAsia="en-US" w:bidi="ar-SA"/>
@@ -1812,12 +1866,13 @@
     <w:rsid w:val="00fc693f"/>
     <w:pPr>
       <w:widowControl/>
+      <w:suppressAutoHyphens w:val="true"/>
       <w:bidi w:val="0"/>
       <w:spacing w:lineRule="auto" w:line="276" w:before="0" w:after="200"/>
       <w:jc w:val="left"/>
     </w:pPr>
     <w:rPr>
-      <w:rFonts w:ascii="Cambria" w:hAnsi="Cambria" w:eastAsia="ＭＳ 明朝" w:cs="" w:asciiTheme="minorHAnsi" w:cstheme="minorBidi" w:eastAsiaTheme="minorEastAsia" w:hAnsiTheme="minorHAnsi"/>
+      <w:rFonts w:ascii="Cambria" w:hAnsi="Cambria" w:eastAsia="" w:cs="" w:asciiTheme="minorHAnsi" w:cstheme="minorBidi" w:eastAsiaTheme="minorEastAsia" w:hAnsiTheme="minorHAnsi"/>
       <w:color w:val="auto"/>
       <w:kern w:val="0"/>
       <w:sz w:val="22"/>
@@ -1840,7 +1895,7 @@
       <w:outlineLvl w:val="0"/>
     </w:pPr>
     <w:rPr>
-      <w:rFonts w:ascii="Calibri" w:hAnsi="Calibri" w:eastAsia="ＭＳ ゴシック" w:cs="" w:asciiTheme="majorHAnsi" w:cstheme="majorBidi" w:eastAsiaTheme="majorEastAsia" w:hAnsiTheme="majorHAnsi"/>
+      <w:rFonts w:ascii="Calibri" w:hAnsi="Calibri" w:eastAsia="" w:cs="" w:asciiTheme="majorHAnsi" w:cstheme="majorBidi" w:eastAsiaTheme="majorEastAsia" w:hAnsiTheme="majorHAnsi"/>
       <w:b/>
       <w:bCs/>
       <w:color w:themeColor="accent1" w:themeShade="bf" w:val="365F91"/>
@@ -1864,7 +1919,7 @@
       <w:outlineLvl w:val="1"/>
     </w:pPr>
     <w:rPr>
-      <w:rFonts w:ascii="Calibri" w:hAnsi="Calibri" w:eastAsia="ＭＳ ゴシック" w:cs="" w:asciiTheme="majorHAnsi" w:cstheme="majorBidi" w:eastAsiaTheme="majorEastAsia" w:hAnsiTheme="majorHAnsi"/>
+      <w:rFonts w:ascii="Calibri" w:hAnsi="Calibri" w:eastAsia="" w:cs="" w:asciiTheme="majorHAnsi" w:cstheme="majorBidi" w:eastAsiaTheme="majorEastAsia" w:hAnsiTheme="majorHAnsi"/>
       <w:b/>
       <w:bCs/>
       <w:color w:themeColor="accent1" w:val="4F81BD"/>
@@ -1888,7 +1943,7 @@
       <w:outlineLvl w:val="2"/>
     </w:pPr>
     <w:rPr>
-      <w:rFonts w:ascii="Calibri" w:hAnsi="Calibri" w:eastAsia="ＭＳ ゴシック" w:cs="" w:asciiTheme="majorHAnsi" w:cstheme="majorBidi" w:eastAsiaTheme="majorEastAsia" w:hAnsiTheme="majorHAnsi"/>
+      <w:rFonts w:ascii="Calibri" w:hAnsi="Calibri" w:eastAsia="" w:cs="" w:asciiTheme="majorHAnsi" w:cstheme="majorBidi" w:eastAsiaTheme="majorEastAsia" w:hAnsiTheme="majorHAnsi"/>
       <w:b/>
       <w:bCs/>
       <w:color w:themeColor="accent1" w:val="4F81BD"/>
@@ -1911,7 +1966,7 @@
       <w:outlineLvl w:val="3"/>
     </w:pPr>
     <w:rPr>
-      <w:rFonts w:ascii="Calibri" w:hAnsi="Calibri" w:eastAsia="ＭＳ ゴシック" w:cs="" w:asciiTheme="majorHAnsi" w:cstheme="majorBidi" w:eastAsiaTheme="majorEastAsia" w:hAnsiTheme="majorHAnsi"/>
+      <w:rFonts w:ascii="Calibri" w:hAnsi="Calibri" w:eastAsia="" w:cs="" w:asciiTheme="majorHAnsi" w:cstheme="majorBidi" w:eastAsiaTheme="majorEastAsia" w:hAnsiTheme="majorHAnsi"/>
       <w:b/>
       <w:bCs/>
       <w:i/>
@@ -1936,7 +1991,7 @@
       <w:outlineLvl w:val="4"/>
     </w:pPr>
     <w:rPr>
-      <w:rFonts w:ascii="Calibri" w:hAnsi="Calibri" w:eastAsia="ＭＳ ゴシック" w:cs="" w:asciiTheme="majorHAnsi" w:cstheme="majorBidi" w:eastAsiaTheme="majorEastAsia" w:hAnsiTheme="majorHAnsi"/>
+      <w:rFonts w:ascii="Calibri" w:hAnsi="Calibri" w:eastAsia="" w:cs="" w:asciiTheme="majorHAnsi" w:cstheme="majorBidi" w:eastAsiaTheme="majorEastAsia" w:hAnsiTheme="majorHAnsi"/>
       <w:color w:themeColor="accent1" w:themeShade="7f" w:val="243F60"/>
     </w:rPr>
   </w:style>
@@ -1957,7 +2012,7 @@
       <w:outlineLvl w:val="5"/>
     </w:pPr>
     <w:rPr>
-      <w:rFonts w:ascii="Calibri" w:hAnsi="Calibri" w:eastAsia="ＭＳ ゴシック" w:cs="" w:asciiTheme="majorHAnsi" w:cstheme="majorBidi" w:eastAsiaTheme="majorEastAsia" w:hAnsiTheme="majorHAnsi"/>
+      <w:rFonts w:ascii="Calibri" w:hAnsi="Calibri" w:eastAsia="" w:cs="" w:asciiTheme="majorHAnsi" w:cstheme="majorBidi" w:eastAsiaTheme="majorEastAsia" w:hAnsiTheme="majorHAnsi"/>
       <w:i/>
       <w:iCs/>
       <w:color w:themeColor="accent1" w:themeShade="7f" w:val="243F60"/>
@@ -1980,7 +2035,7 @@
       <w:outlineLvl w:val="6"/>
     </w:pPr>
     <w:rPr>
-      <w:rFonts w:ascii="Calibri" w:hAnsi="Calibri" w:eastAsia="ＭＳ ゴシック" w:cs="" w:asciiTheme="majorHAnsi" w:cstheme="majorBidi" w:eastAsiaTheme="majorEastAsia" w:hAnsiTheme="majorHAnsi"/>
+      <w:rFonts w:ascii="Calibri" w:hAnsi="Calibri" w:eastAsia="" w:cs="" w:asciiTheme="majorHAnsi" w:cstheme="majorBidi" w:eastAsiaTheme="majorEastAsia" w:hAnsiTheme="majorHAnsi"/>
       <w:i/>
       <w:iCs/>
       <w:color w:themeColor="text1" w:themeTint="bf" w:val="404040"/>
@@ -2003,7 +2058,7 @@
       <w:outlineLvl w:val="7"/>
     </w:pPr>
     <w:rPr>
-      <w:rFonts w:ascii="Calibri" w:hAnsi="Calibri" w:eastAsia="ＭＳ ゴシック" w:cs="" w:asciiTheme="majorHAnsi" w:cstheme="majorBidi" w:eastAsiaTheme="majorEastAsia" w:hAnsiTheme="majorHAnsi"/>
+      <w:rFonts w:ascii="Calibri" w:hAnsi="Calibri" w:eastAsia="" w:cs="" w:asciiTheme="majorHAnsi" w:cstheme="majorBidi" w:eastAsiaTheme="majorEastAsia" w:hAnsiTheme="majorHAnsi"/>
       <w:color w:themeColor="accent1" w:val="4F81BD"/>
       <w:sz w:val="20"/>
       <w:szCs w:val="20"/>
@@ -2026,7 +2081,7 @@
       <w:outlineLvl w:val="8"/>
     </w:pPr>
     <w:rPr>
-      <w:rFonts w:ascii="Calibri" w:hAnsi="Calibri" w:eastAsia="ＭＳ ゴシック" w:cs="" w:asciiTheme="majorHAnsi" w:cstheme="majorBidi" w:eastAsiaTheme="majorEastAsia" w:hAnsiTheme="majorHAnsi"/>
+      <w:rFonts w:ascii="Calibri" w:hAnsi="Calibri" w:eastAsia="" w:cs="" w:asciiTheme="majorHAnsi" w:cstheme="majorBidi" w:eastAsiaTheme="majorEastAsia" w:hAnsiTheme="majorHAnsi"/>
       <w:i/>
       <w:iCs/>
       <w:color w:themeColor="text1" w:themeTint="bf" w:val="404040"/>
@@ -2065,7 +2120,7 @@
     <w:qFormat/>
     <w:rsid w:val="00fc693f"/>
     <w:rPr>
-      <w:rFonts w:ascii="Calibri" w:hAnsi="Calibri" w:eastAsia="ＭＳ ゴシック" w:cs="" w:asciiTheme="majorHAnsi" w:cstheme="majorBidi" w:eastAsiaTheme="majorEastAsia" w:hAnsiTheme="majorHAnsi"/>
+      <w:rFonts w:ascii="Calibri" w:hAnsi="Calibri" w:eastAsia="" w:cs="" w:asciiTheme="majorHAnsi" w:cstheme="majorBidi" w:eastAsiaTheme="majorEastAsia" w:hAnsiTheme="majorHAnsi"/>
       <w:b/>
       <w:bCs/>
       <w:color w:themeColor="accent1" w:themeShade="bf" w:val="365F91"/>
@@ -2080,7 +2135,7 @@
     <w:qFormat/>
     <w:rsid w:val="00fc693f"/>
     <w:rPr>
-      <w:rFonts w:ascii="Calibri" w:hAnsi="Calibri" w:eastAsia="ＭＳ ゴシック" w:cs="" w:asciiTheme="majorHAnsi" w:cstheme="majorBidi" w:eastAsiaTheme="majorEastAsia" w:hAnsiTheme="majorHAnsi"/>
+      <w:rFonts w:ascii="Calibri" w:hAnsi="Calibri" w:eastAsia="" w:cs="" w:asciiTheme="majorHAnsi" w:cstheme="majorBidi" w:eastAsiaTheme="majorEastAsia" w:hAnsiTheme="majorHAnsi"/>
       <w:b/>
       <w:bCs/>
       <w:color w:themeColor="accent1" w:val="4F81BD"/>
@@ -2095,7 +2150,7 @@
     <w:qFormat/>
     <w:rsid w:val="00fc693f"/>
     <w:rPr>
-      <w:rFonts w:ascii="Calibri" w:hAnsi="Calibri" w:eastAsia="ＭＳ ゴシック" w:cs="" w:asciiTheme="majorHAnsi" w:cstheme="majorBidi" w:eastAsiaTheme="majorEastAsia" w:hAnsiTheme="majorHAnsi"/>
+      <w:rFonts w:ascii="Calibri" w:hAnsi="Calibri" w:eastAsia="" w:cs="" w:asciiTheme="majorHAnsi" w:cstheme="majorBidi" w:eastAsiaTheme="majorEastAsia" w:hAnsiTheme="majorHAnsi"/>
       <w:b/>
       <w:bCs/>
       <w:color w:themeColor="accent1" w:val="4F81BD"/>
@@ -2108,7 +2163,7 @@
     <w:qFormat/>
     <w:rsid w:val="00fc693f"/>
     <w:rPr>
-      <w:rFonts w:ascii="Calibri" w:hAnsi="Calibri" w:eastAsia="ＭＳ ゴシック" w:cs="" w:asciiTheme="majorHAnsi" w:cstheme="majorBidi" w:eastAsiaTheme="majorEastAsia" w:hAnsiTheme="majorHAnsi"/>
+      <w:rFonts w:ascii="Calibri" w:hAnsi="Calibri" w:eastAsia="" w:cs="" w:asciiTheme="majorHAnsi" w:cstheme="majorBidi" w:eastAsiaTheme="majorEastAsia" w:hAnsiTheme="majorHAnsi"/>
       <w:color w:themeColor="text2" w:themeShade="bf" w:val="17365D"/>
       <w:spacing w:val="5"/>
       <w:kern w:val="2"/>
@@ -2123,7 +2178,7 @@
     <w:qFormat/>
     <w:rsid w:val="00fc693f"/>
     <w:rPr>
-      <w:rFonts w:ascii="Calibri" w:hAnsi="Calibri" w:eastAsia="ＭＳ ゴシック" w:cs="" w:asciiTheme="majorHAnsi" w:cstheme="majorBidi" w:eastAsiaTheme="majorEastAsia" w:hAnsiTheme="majorHAnsi"/>
+      <w:rFonts w:ascii="Calibri" w:hAnsi="Calibri" w:eastAsia="" w:cs="" w:asciiTheme="majorHAnsi" w:cstheme="majorBidi" w:eastAsiaTheme="majorEastAsia" w:hAnsiTheme="majorHAnsi"/>
       <w:i/>
       <w:iCs/>
       <w:color w:themeColor="accent1" w:val="4F81BD"/>
@@ -2195,7 +2250,7 @@
     <w:qFormat/>
     <w:rsid w:val="00fc693f"/>
     <w:rPr>
-      <w:rFonts w:ascii="Calibri" w:hAnsi="Calibri" w:eastAsia="ＭＳ ゴシック" w:cs="" w:asciiTheme="majorHAnsi" w:cstheme="majorBidi" w:eastAsiaTheme="majorEastAsia" w:hAnsiTheme="majorHAnsi"/>
+      <w:rFonts w:ascii="Calibri" w:hAnsi="Calibri" w:eastAsia="" w:cs="" w:asciiTheme="majorHAnsi" w:cstheme="majorBidi" w:eastAsiaTheme="majorEastAsia" w:hAnsiTheme="majorHAnsi"/>
       <w:b/>
       <w:bCs/>
       <w:i/>
@@ -2211,7 +2266,7 @@
     <w:qFormat/>
     <w:rsid w:val="00fc693f"/>
     <w:rPr>
-      <w:rFonts w:ascii="Calibri" w:hAnsi="Calibri" w:eastAsia="ＭＳ ゴシック" w:cs="" w:asciiTheme="majorHAnsi" w:cstheme="majorBidi" w:eastAsiaTheme="majorEastAsia" w:hAnsiTheme="majorHAnsi"/>
+      <w:rFonts w:ascii="Calibri" w:hAnsi="Calibri" w:eastAsia="" w:cs="" w:asciiTheme="majorHAnsi" w:cstheme="majorBidi" w:eastAsiaTheme="majorEastAsia" w:hAnsiTheme="majorHAnsi"/>
       <w:color w:themeColor="accent1" w:themeShade="7f" w:val="243F60"/>
     </w:rPr>
   </w:style>
@@ -2223,7 +2278,7 @@
     <w:qFormat/>
     <w:rsid w:val="00fc693f"/>
     <w:rPr>
-      <w:rFonts w:ascii="Calibri" w:hAnsi="Calibri" w:eastAsia="ＭＳ ゴシック" w:cs="" w:asciiTheme="majorHAnsi" w:cstheme="majorBidi" w:eastAsiaTheme="majorEastAsia" w:hAnsiTheme="majorHAnsi"/>
+      <w:rFonts w:ascii="Calibri" w:hAnsi="Calibri" w:eastAsia="" w:cs="" w:asciiTheme="majorHAnsi" w:cstheme="majorBidi" w:eastAsiaTheme="majorEastAsia" w:hAnsiTheme="majorHAnsi"/>
       <w:i/>
       <w:iCs/>
       <w:color w:themeColor="accent1" w:themeShade="7f" w:val="243F60"/>
@@ -2237,7 +2292,7 @@
     <w:qFormat/>
     <w:rsid w:val="00fc693f"/>
     <w:rPr>
-      <w:rFonts w:ascii="Calibri" w:hAnsi="Calibri" w:eastAsia="ＭＳ ゴシック" w:cs="" w:asciiTheme="majorHAnsi" w:cstheme="majorBidi" w:eastAsiaTheme="majorEastAsia" w:hAnsiTheme="majorHAnsi"/>
+      <w:rFonts w:ascii="Calibri" w:hAnsi="Calibri" w:eastAsia="" w:cs="" w:asciiTheme="majorHAnsi" w:cstheme="majorBidi" w:eastAsiaTheme="majorEastAsia" w:hAnsiTheme="majorHAnsi"/>
       <w:i/>
       <w:iCs/>
       <w:color w:themeColor="text1" w:themeTint="bf" w:val="404040"/>
@@ -2251,7 +2306,7 @@
     <w:qFormat/>
     <w:rsid w:val="00fc693f"/>
     <w:rPr>
-      <w:rFonts w:ascii="Calibri" w:hAnsi="Calibri" w:eastAsia="ＭＳ ゴシック" w:cs="" w:asciiTheme="majorHAnsi" w:cstheme="majorBidi" w:eastAsiaTheme="majorEastAsia" w:hAnsiTheme="majorHAnsi"/>
+      <w:rFonts w:ascii="Calibri" w:hAnsi="Calibri" w:eastAsia="" w:cs="" w:asciiTheme="majorHAnsi" w:cstheme="majorBidi" w:eastAsiaTheme="majorEastAsia" w:hAnsiTheme="majorHAnsi"/>
       <w:color w:themeColor="accent1" w:val="4F81BD"/>
       <w:sz w:val="20"/>
       <w:szCs w:val="20"/>
@@ -2265,7 +2320,7 @@
     <w:qFormat/>
     <w:rsid w:val="00fc693f"/>
     <w:rPr>
-      <w:rFonts w:ascii="Calibri" w:hAnsi="Calibri" w:eastAsia="ＭＳ ゴシック" w:cs="" w:asciiTheme="majorHAnsi" w:cstheme="majorBidi" w:eastAsiaTheme="majorEastAsia" w:hAnsiTheme="majorHAnsi"/>
+      <w:rFonts w:ascii="Calibri" w:hAnsi="Calibri" w:eastAsia="" w:cs="" w:asciiTheme="majorHAnsi" w:cstheme="majorBidi" w:eastAsiaTheme="majorEastAsia" w:hAnsiTheme="majorHAnsi"/>
       <w:i/>
       <w:iCs/>
       <w:color w:themeColor="text1" w:themeTint="bf" w:val="404040"/>
@@ -2491,12 +2546,13 @@
     <w:rsid w:val="00fc693f"/>
     <w:pPr>
       <w:widowControl/>
+      <w:suppressAutoHyphens w:val="true"/>
       <w:bidi w:val="0"/>
       <w:spacing w:lineRule="auto" w:line="240" w:before="0" w:after="0"/>
       <w:jc w:val="left"/>
     </w:pPr>
     <w:rPr>
-      <w:rFonts w:ascii="Cambria" w:hAnsi="Cambria" w:eastAsia="ＭＳ 明朝" w:cs="" w:asciiTheme="minorHAnsi" w:cstheme="minorBidi" w:eastAsiaTheme="minorEastAsia" w:hAnsiTheme="minorHAnsi"/>
+      <w:rFonts w:ascii="Cambria" w:hAnsi="Cambria" w:eastAsia="" w:cs="" w:asciiTheme="minorHAnsi" w:cstheme="minorBidi" w:eastAsiaTheme="minorEastAsia" w:hAnsiTheme="minorHAnsi"/>
       <w:color w:val="auto"/>
       <w:kern w:val="0"/>
       <w:sz w:val="22"/>
@@ -2520,7 +2576,7 @@
       <w:contextualSpacing/>
     </w:pPr>
     <w:rPr>
-      <w:rFonts w:ascii="Calibri" w:hAnsi="Calibri" w:eastAsia="ＭＳ ゴシック" w:cs="" w:asciiTheme="majorHAnsi" w:cstheme="majorBidi" w:eastAsiaTheme="majorEastAsia" w:hAnsiTheme="majorHAnsi"/>
+      <w:rFonts w:ascii="Calibri" w:hAnsi="Calibri" w:eastAsia="" w:cs="" w:asciiTheme="majorHAnsi" w:cstheme="majorBidi" w:eastAsiaTheme="majorEastAsia" w:hAnsiTheme="majorHAnsi"/>
       <w:color w:themeColor="text2" w:themeShade="bf" w:val="17365D"/>
       <w:spacing w:val="5"/>
       <w:kern w:val="2"/>
@@ -2538,7 +2594,7 @@
     <w:rsid w:val="00fc693f"/>
     <w:pPr/>
     <w:rPr>
-      <w:rFonts w:ascii="Calibri" w:hAnsi="Calibri" w:eastAsia="ＭＳ ゴシック" w:cs="" w:asciiTheme="majorHAnsi" w:cstheme="majorBidi" w:eastAsiaTheme="majorEastAsia" w:hAnsiTheme="majorHAnsi"/>
+      <w:rFonts w:ascii="Calibri" w:hAnsi="Calibri" w:eastAsia="" w:cs="" w:asciiTheme="majorHAnsi" w:cstheme="majorBidi" w:eastAsiaTheme="majorEastAsia" w:hAnsiTheme="majorHAnsi"/>
       <w:i/>
       <w:iCs/>
       <w:color w:themeColor="accent1" w:val="4F81BD"/>
@@ -2771,12 +2827,13 @@
         <w:tab w:val="left" w:pos="3456" w:leader="none"/>
         <w:tab w:val="left" w:pos="4032" w:leader="none"/>
       </w:tabs>
+      <w:suppressAutoHyphens w:val="true"/>
       <w:bidi w:val="0"/>
       <w:spacing w:lineRule="auto" w:line="276" w:before="0" w:after="200"/>
       <w:jc w:val="left"/>
     </w:pPr>
     <w:rPr>
-      <w:rFonts w:ascii="Courier" w:hAnsi="Courier" w:eastAsia="ＭＳ 明朝" w:cs="" w:cstheme="minorBidi" w:eastAsiaTheme="minorEastAsia"/>
+      <w:rFonts w:ascii="Courier" w:hAnsi="Courier" w:eastAsia="" w:cs="" w:cstheme="minorBidi" w:eastAsiaTheme="minorEastAsia"/>
       <w:color w:val="auto"/>
       <w:kern w:val="0"/>
       <w:sz w:val="20"/>
@@ -5994,7 +6051,6 @@
       <w:pPr>
         <w:spacing w:before="0" w:after="0" w:line="240" w:lineRule="auto"/>
       </w:pPr>
-      <w:rPr/>
       <w:tblPr/>
       <w:tcPr>
         <w:tcBorders>
@@ -6140,7 +6196,6 @@
       <w:pPr>
         <w:spacing w:before="0" w:after="0" w:line="240" w:lineRule="auto"/>
       </w:pPr>
-      <w:rPr/>
       <w:tblPr/>
       <w:tcPr>
         <w:tcBorders>
@@ -6286,7 +6341,6 @@
       <w:pPr>
         <w:spacing w:before="0" w:after="0" w:line="240" w:lineRule="auto"/>
       </w:pPr>
-      <w:rPr/>
       <w:tblPr/>
       <w:tcPr>
         <w:tcBorders>
@@ -6432,7 +6486,6 @@
       <w:pPr>
         <w:spacing w:before="0" w:after="0" w:line="240" w:lineRule="auto"/>
       </w:pPr>
-      <w:rPr/>
       <w:tblPr/>
       <w:tcPr>
         <w:tcBorders>
@@ -6578,7 +6631,6 @@
       <w:pPr>
         <w:spacing w:before="0" w:after="0" w:line="240" w:lineRule="auto"/>
       </w:pPr>
-      <w:rPr/>
       <w:tblPr/>
       <w:tcPr>
         <w:tcBorders>
@@ -6724,7 +6776,6 @@
       <w:pPr>
         <w:spacing w:before="0" w:after="0" w:line="240" w:lineRule="auto"/>
       </w:pPr>
-      <w:rPr/>
       <w:tblPr/>
       <w:tcPr>
         <w:tcBorders>
@@ -6870,7 +6921,6 @@
       <w:pPr>
         <w:spacing w:before="0" w:after="0" w:line="240" w:lineRule="auto"/>
       </w:pPr>
-      <w:rPr/>
       <w:tblPr/>
       <w:tcPr>
         <w:tcBorders>

--- a/Principal_DiagnosticoDiabetes/Relatorio_Tecnico_Diagnostico_Diabetes.docx
+++ b/Principal_DiagnosticoDiabetes/Relatorio_Tecnico_Diagnostico_Diabetes.docx
@@ -323,15 +323,7 @@
         <w:rPr/>
         <w:t>Foram treinados dois modelos de classificação: Regressão Logística e Random Forest. A avaliação final foi realizada no conjunto de teste separado, garantindo que os resultados sejam generalizáveis.</w:t>
         <w:br/>
-        <w:t>Escolh</w:t>
-      </w:r>
-      <w:r>
-        <w:rPr/>
-        <w:t xml:space="preserve">emos </w:t>
-      </w:r>
-      <w:r>
-        <w:rPr/>
-        <w:t>a Regressão Logística e o Random Forest porque foram os modelos apresentados em aula e são adequados para problemas de classificação como o diagnóstico de diabetes. Além disso, a Regressão Logística é mais simples e fácil de interpretar, enquanto o Random Forest consegue analisar relações mais complexas entre os dados, permitindo uma comparação clara entre um modelo básico e outro mais robusto.</w:t>
+        <w:t>Escolhemos a Regressão Logística e o Random Forest porque foram os modelos apresentados em aula e são adequados para problemas de classificação como o diagnóstico de diabetes. Além disso, a Regressão Logística é mais simples e fácil de interpretar, enquanto o Random Forest consegue analisar relações mais complexas entre os dados, permitindo uma comparação clara entre um modelo básico e outro mais robusto.</w:t>
       </w:r>
     </w:p>
     <w:p>
@@ -809,6 +801,60 @@
       </w:pPr>
       <w:r>
         <w:rPr/>
+        <w:drawing>
+          <wp:anchor behindDoc="0" distT="0" distB="0" distL="0" distR="0" simplePos="0" locked="0" layoutInCell="0" allowOverlap="1" relativeHeight="7">
+            <wp:simplePos x="0" y="0"/>
+            <wp:positionH relativeFrom="column">
+              <wp:align>center</wp:align>
+            </wp:positionH>
+            <wp:positionV relativeFrom="paragraph">
+              <wp:posOffset>635</wp:posOffset>
+            </wp:positionV>
+            <wp:extent cx="5486400" cy="3130550"/>
+            <wp:effectExtent l="0" t="0" r="0" b="0"/>
+            <wp:wrapSquare wrapText="largest"/>
+            <wp:docPr id="6" name="Figura1" descr=""/>
+            <wp:cNvGraphicFramePr>
+              <a:graphicFrameLocks xmlns:a="http://schemas.openxmlformats.org/drawingml/2006/main" noChangeAspect="1"/>
+            </wp:cNvGraphicFramePr>
+            <a:graphic xmlns:a="http://schemas.openxmlformats.org/drawingml/2006/main">
+              <a:graphicData uri="http://schemas.openxmlformats.org/drawingml/2006/picture">
+                <pic:pic xmlns:pic="http://schemas.openxmlformats.org/drawingml/2006/picture">
+                  <pic:nvPicPr>
+                    <pic:cNvPr id="6" name="Figura1" descr=""/>
+                    <pic:cNvPicPr>
+                      <a:picLocks noChangeAspect="1" noChangeArrowheads="1"/>
+                    </pic:cNvPicPr>
+                  </pic:nvPicPr>
+                  <pic:blipFill>
+                    <a:blip r:embed="rId7"/>
+                    <a:stretch>
+                      <a:fillRect/>
+                    </a:stretch>
+                  </pic:blipFill>
+                  <pic:spPr bwMode="auto">
+                    <a:xfrm>
+                      <a:off x="0" y="0"/>
+                      <a:ext cx="5486400" cy="3130550"/>
+                    </a:xfrm>
+                    <a:prstGeom prst="rect">
+                      <a:avLst/>
+                    </a:prstGeom>
+                  </pic:spPr>
+                </pic:pic>
+              </a:graphicData>
+            </a:graphic>
+          </wp:anchor>
+        </w:drawing>
+      </w:r>
+    </w:p>
+    <w:p>
+      <w:pPr>
+        <w:pStyle w:val="Heading1"/>
+        <w:rPr/>
+      </w:pPr>
+      <w:r>
+        <w:rPr/>
         <w:t>9. Conclusão</w:t>
       </w:r>
     </w:p>
